--- a/assets/template/doc/SPPD_OUTIN.docx
+++ b/assets/template/doc/SPPD_OUTIN.docx
@@ -336,7 +336,25 @@
           <w:bCs/>
           <w:lang w:val="sv-SE"/>
         </w:rPr>
-        <w:t>${letter_code}</w:t>
+        <w:t>${</w:t>
+      </w:r>
+      <w:r>
+        <w:rPr>
+          <w:rFonts w:ascii="Arial" w:hAnsi="Arial" w:cs="Arial"/>
+          <w:b/>
+          <w:bCs/>
+          <w:lang w:val="sv-SE"/>
+        </w:rPr>
+        <w:t>no_spt</w:t>
+      </w:r>
+      <w:r>
+        <w:rPr>
+          <w:rFonts w:ascii="Arial" w:hAnsi="Arial" w:cs="Arial"/>
+          <w:b/>
+          <w:bCs/>
+          <w:lang w:val="sv-SE"/>
+        </w:rPr>
+        <w:t>}</w:t>
       </w:r>
     </w:p>
     <w:p>
@@ -412,23 +430,7 @@
                 <w:sz w:val="20"/>
                 <w:szCs w:val="20"/>
               </w:rPr>
-              <w:t>${</w:t>
-            </w:r>
-            <w:r>
-              <w:rPr>
-                <w:rFonts w:ascii="Arial" w:hAnsi="Arial" w:cs="Arial"/>
-                <w:sz w:val="20"/>
-                <w:szCs w:val="20"/>
-              </w:rPr>
-              <w:t>atasan</w:t>
-            </w:r>
-            <w:r>
-              <w:rPr>
-                <w:rFonts w:ascii="Arial" w:hAnsi="Arial" w:cs="Arial"/>
-                <w:sz w:val="20"/>
-                <w:szCs w:val="20"/>
-              </w:rPr>
-              <w:t>}</w:t>
+              <w:t>${atasan}</w:t>
             </w:r>
           </w:p>
         </w:tc>
@@ -693,7 +695,16 @@
                 <w:szCs w:val="20"/>
                 <w:lang w:val="sv-SE"/>
               </w:rPr>
-              <w:t>[</w:t>
+              <w:t>${place_from}</w:t>
+            </w:r>
+            <w:r>
+              <w:rPr>
+                <w:rFonts w:ascii="Arial" w:hAnsi="Arial" w:cs="Arial"/>
+                <w:sz w:val="20"/>
+                <w:szCs w:val="20"/>
+                <w:lang w:val="id-ID"/>
+              </w:rPr>
+              <w:t xml:space="preserve">      </w:t>
             </w:r>
             <w:r>
               <w:rPr>
@@ -702,7 +713,15 @@
                 <w:szCs w:val="20"/>
                 <w:lang w:val="sv-SE"/>
               </w:rPr>
-              <w:t>${place_from}</w:t>
+              <w:t xml:space="preserve">Ke : </w:t>
+            </w:r>
+            <w:r>
+              <w:rPr>
+                <w:rFonts w:ascii="Arial" w:hAnsi="Arial" w:cs="Arial"/>
+                <w:sz w:val="20"/>
+                <w:szCs w:val="20"/>
+              </w:rPr>
+              <w:t>${</w:t>
             </w:r>
             <w:r>
               <w:rPr>
@@ -711,59 +730,7 @@
                 <w:szCs w:val="20"/>
                 <w:lang w:val="sv-SE"/>
               </w:rPr>
-              <w:t>]</w:t>
-            </w:r>
-            <w:r>
-              <w:rPr>
-                <w:rFonts w:ascii="Arial" w:hAnsi="Arial" w:cs="Arial"/>
-                <w:sz w:val="20"/>
-                <w:szCs w:val="20"/>
-                <w:lang w:val="id-ID"/>
-              </w:rPr>
-              <w:t xml:space="preserve">      </w:t>
-            </w:r>
-            <w:r>
-              <w:rPr>
-                <w:rFonts w:ascii="Arial" w:hAnsi="Arial" w:cs="Arial"/>
-                <w:sz w:val="20"/>
-                <w:szCs w:val="20"/>
-                <w:lang w:val="sv-SE"/>
-              </w:rPr>
-              <w:t xml:space="preserve">Ke : </w:t>
-            </w:r>
-            <w:r>
-              <w:rPr>
-                <w:rFonts w:ascii="Arial" w:hAnsi="Arial" w:cs="Arial"/>
-                <w:sz w:val="20"/>
-                <w:szCs w:val="20"/>
-              </w:rPr>
-              <w:t>[</w:t>
-            </w:r>
-            <w:r>
-              <w:rPr>
-                <w:rFonts w:ascii="Arial" w:hAnsi="Arial" w:cs="Arial"/>
-                <w:sz w:val="20"/>
-                <w:szCs w:val="20"/>
-              </w:rPr>
-              <w:t>${</w:t>
-            </w:r>
-            <w:r>
-              <w:rPr>
-                <w:rFonts w:ascii="Arial" w:hAnsi="Arial" w:cs="Arial"/>
-                <w:sz w:val="20"/>
-                <w:szCs w:val="20"/>
-                <w:lang w:val="sv-SE"/>
-              </w:rPr>
-              <w:t>place_</w:t>
-            </w:r>
-            <w:r>
-              <w:rPr>
-                <w:rFonts w:ascii="Arial" w:hAnsi="Arial" w:cs="Arial"/>
-                <w:sz w:val="20"/>
-                <w:szCs w:val="20"/>
-                <w:lang w:val="sv-SE"/>
-              </w:rPr>
-              <w:t>to</w:t>
+              <w:t>place_to</w:t>
             </w:r>
             <w:r>
               <w:rPr>
@@ -772,14 +739,6 @@
                 <w:szCs w:val="20"/>
               </w:rPr>
               <w:t>}</w:t>
-            </w:r>
-            <w:r>
-              <w:rPr>
-                <w:rFonts w:ascii="Arial" w:hAnsi="Arial" w:cs="Arial"/>
-                <w:sz w:val="20"/>
-                <w:szCs w:val="20"/>
-              </w:rPr>
-              <w:t>]</w:t>
             </w:r>
           </w:p>
           <w:p>
@@ -808,15 +767,6 @@
                 <w:szCs w:val="20"/>
                 <w:lang w:val="sv-SE"/>
               </w:rPr>
-              <w:t>[</w:t>
-            </w:r>
-            <w:r>
-              <w:rPr>
-                <w:rFonts w:ascii="Arial" w:hAnsi="Arial" w:cs="Arial"/>
-                <w:sz w:val="20"/>
-                <w:szCs w:val="20"/>
-                <w:lang w:val="sv-SE"/>
-              </w:rPr>
               <w:t>$</w:t>
             </w:r>
             <w:r>
@@ -826,14 +776,6 @@
                 <w:szCs w:val="20"/>
               </w:rPr>
               <w:t>{transport}</w:t>
-            </w:r>
-            <w:r>
-              <w:rPr>
-                <w:rFonts w:ascii="Arial" w:hAnsi="Arial" w:cs="Arial"/>
-                <w:sz w:val="20"/>
-                <w:szCs w:val="20"/>
-              </w:rPr>
-              <w:t>]</w:t>
             </w:r>
           </w:p>
         </w:tc>
@@ -1385,7 +1327,7 @@
           <w:szCs w:val="20"/>
           <w:lang w:val="it-IT"/>
         </w:rPr>
-        <w:t>[Nama Kota]</w:t>
+        <w:t>${city}</w:t>
       </w:r>
     </w:p>
     <w:p>
@@ -1525,16 +1467,7 @@
           <w:sz w:val="20"/>
           <w:szCs w:val="20"/>
         </w:rPr>
-        <w:t xml:space="preserve"> </w:t>
-      </w:r>
-      <w:r>
-        <w:rPr>
-          <w:rFonts w:ascii="Arial" w:hAnsi="Arial" w:cs="Arial"/>
-          <w:b/>
-          <w:sz w:val="20"/>
-          <w:szCs w:val="20"/>
-        </w:rPr>
-        <w:t>[Tanggal]</w:t>
+        <w:t>${tgl_surat}</w:t>
       </w:r>
     </w:p>
     <w:p>
@@ -1710,9 +1643,30 @@
           <w:sz w:val="20"/>
           <w:szCs w:val="20"/>
         </w:rPr>
-        <w:t>[NAMA DINAS]</w:t>
-      </w:r>
-      <w:r>
+        <w:t>${</w:t>
+      </w:r>
+      <w:r>
+        <w:rPr>
+          <w:rFonts w:ascii="Arial" w:hAnsi="Arial" w:cs="Arial"/>
+          <w:b/>
+          <w:sz w:val="20"/>
+          <w:szCs w:val="20"/>
+        </w:rPr>
+        <w:t>government</w:t>
+      </w:r>
+      <w:r>
+        <w:rPr>
+          <w:rFonts w:ascii="Arial" w:hAnsi="Arial" w:cs="Arial"/>
+          <w:b/>
+          <w:sz w:val="20"/>
+          <w:szCs w:val="20"/>
+        </w:rPr>
+        <w:t>}</w:t>
+      </w:r>
+    </w:p>
+    <w:p>
+      <w:pPr>
+        <w:ind w:firstLine="154"/>
         <w:rPr>
           <w:rFonts w:ascii="Arial" w:hAnsi="Arial" w:cs="Arial"/>
           <w:b/>
@@ -1720,8 +1674,7 @@
           <w:szCs w:val="20"/>
           <w:lang w:val="pt-BR"/>
         </w:rPr>
-        <w:t>,</w:t>
-      </w:r>
+      </w:pPr>
     </w:p>
     <w:p>
       <w:pPr>
@@ -1773,7 +1726,27 @@
     </w:p>
     <w:p>
       <w:pPr>
-        <w:ind w:firstLine="154"/>
+        <w:ind w:firstLine="6521"/>
+        <w:rPr>
+          <w:rFonts w:ascii="Arial" w:hAnsi="Arial" w:cs="Arial"/>
+          <w:b/>
+          <w:sz w:val="20"/>
+          <w:szCs w:val="20"/>
+        </w:rPr>
+      </w:pPr>
+      <w:r>
+        <w:rPr>
+          <w:rFonts w:ascii="Arial" w:hAnsi="Arial" w:cs="Arial"/>
+          <w:b/>
+          <w:sz w:val="20"/>
+          <w:szCs w:val="20"/>
+        </w:rPr>
+        <w:t>${pimpinan}</w:t>
+      </w:r>
+    </w:p>
+    <w:p>
+      <w:pPr>
+        <w:ind w:firstLine="6521"/>
         <w:rPr>
           <w:rFonts w:ascii="Arial" w:hAnsi="Arial" w:cs="Arial"/>
           <w:b/>
@@ -1782,6 +1755,16 @@
           <w:lang w:val="pt-BR"/>
         </w:rPr>
       </w:pPr>
+      <w:r>
+        <w:rPr>
+          <w:rFonts w:ascii="Arial" w:hAnsi="Arial" w:cs="Arial"/>
+          <w:b/>
+          <w:sz w:val="20"/>
+          <w:szCs w:val="20"/>
+          <w:lang w:val="pt-BR"/>
+        </w:rPr>
+        <w:t>[JABATAN]</w:t>
+      </w:r>
     </w:p>
     <w:p>
       <w:pPr>
@@ -1799,50 +1782,8 @@
           <w:b/>
           <w:sz w:val="20"/>
           <w:szCs w:val="20"/>
-        </w:rPr>
-        <w:t>[NAMA KEPALA DINAS]</w:t>
-      </w:r>
-    </w:p>
-    <w:p>
-      <w:pPr>
-        <w:ind w:firstLine="6521"/>
-        <w:rPr>
-          <w:rFonts w:ascii="Arial" w:hAnsi="Arial" w:cs="Arial"/>
-          <w:b/>
-          <w:sz w:val="20"/>
-          <w:szCs w:val="20"/>
           <w:lang w:val="pt-BR"/>
         </w:rPr>
-      </w:pPr>
-      <w:r>
-        <w:rPr>
-          <w:rFonts w:ascii="Arial" w:hAnsi="Arial" w:cs="Arial"/>
-          <w:b/>
-          <w:sz w:val="20"/>
-          <w:szCs w:val="20"/>
-          <w:lang w:val="pt-BR"/>
-        </w:rPr>
-        <w:t>[JABATAN]</w:t>
-      </w:r>
-    </w:p>
-    <w:p>
-      <w:pPr>
-        <w:ind w:firstLine="6521"/>
-        <w:rPr>
-          <w:rFonts w:ascii="Arial" w:hAnsi="Arial" w:cs="Arial"/>
-          <w:b/>
-          <w:sz w:val="20"/>
-          <w:szCs w:val="20"/>
-        </w:rPr>
-      </w:pPr>
-      <w:r>
-        <w:rPr>
-          <w:rFonts w:ascii="Arial" w:hAnsi="Arial" w:cs="Arial"/>
-          <w:b/>
-          <w:sz w:val="20"/>
-          <w:szCs w:val="20"/>
-          <w:lang w:val="pt-BR"/>
-        </w:rPr>
         <w:t xml:space="preserve">NIP </w:t>
       </w:r>
       <w:r>
@@ -1852,7 +1793,7 @@
           <w:sz w:val="20"/>
           <w:szCs w:val="20"/>
         </w:rPr>
-        <w:t>[NOMOR NIP]</w:t>
+        <w:t>${nip_pimpinan}</w:t>
       </w:r>
     </w:p>
     <w:p>

--- a/assets/template/doc/SPPD_OUTIN.docx
+++ b/assets/template/doc/SPPD_OUTIN.docx
@@ -345,7 +345,7 @@
           <w:bCs/>
           <w:lang w:val="sv-SE"/>
         </w:rPr>
-        <w:t>no_spt</w:t>
+        <w:t>letter_code</w:t>
       </w:r>
       <w:r>
         <w:rPr>

--- a/assets/template/doc/SPPD_OUTIN.docx
+++ b/assets/template/doc/SPPD_OUTIN.docx
@@ -1741,7 +1741,25 @@
           <w:sz w:val="20"/>
           <w:szCs w:val="20"/>
         </w:rPr>
-        <w:t>${pimpinan}</w:t>
+        <w:t>${</w:t>
+      </w:r>
+      <w:r>
+        <w:rPr>
+          <w:rFonts w:ascii="Arial" w:hAnsi="Arial" w:cs="Arial"/>
+          <w:b/>
+          <w:sz w:val="20"/>
+          <w:szCs w:val="20"/>
+        </w:rPr>
+        <w:t>nama</w:t>
+      </w:r>
+      <w:r>
+        <w:rPr>
+          <w:rFonts w:ascii="Arial" w:hAnsi="Arial" w:cs="Arial"/>
+          <w:b/>
+          <w:sz w:val="20"/>
+          <w:szCs w:val="20"/>
+        </w:rPr>
+        <w:t>pimpinan}</w:t>
       </w:r>
     </w:p>
     <w:p>
@@ -1763,7 +1781,7 @@
           <w:szCs w:val="20"/>
           <w:lang w:val="pt-BR"/>
         </w:rPr>
-        <w:t>[JABATAN]</w:t>
+        <w:t>${jabatanpimpinan}</w:t>
       </w:r>
     </w:p>
     <w:p>
@@ -1793,7 +1811,7 @@
           <w:sz w:val="20"/>
           <w:szCs w:val="20"/>
         </w:rPr>
-        <w:t>${nip_pimpinan}</w:t>
+        <w:t>${nippimpinan}</w:t>
       </w:r>
     </w:p>
     <w:p>
